--- a/docs/archive/original-vision-autobattler.docx
+++ b/docs/archive/original-vision-autobattler.docx
@@ -14,7 +14,7 @@
           <w:color w:val="262D36"/>
           <w:sz w:val="62"/>
         </w:rPr>
-        <w:t>MECH COMMANDER</w:t>
+        <w:t>CONTEXT LANDSCAPE</w:t>
       </w:r>
     </w:p>
     <w:p>
@@ -147,7 +147,7 @@
         <w:rPr>
           <w:b w:val="0"/>
         </w:rPr>
-        <w:t xml:space="preserve">Mech Commander is a strategy game that lets people </w:t>
+        <w:t xml:space="preserve">Context Landscape is a strategy game that lets people </w:t>
       </w:r>
       <w:r>
         <w:rPr>
@@ -1901,7 +1901,7 @@
               <w:rPr>
                 <w:sz w:val="17"/>
               </w:rPr>
-              <w:t>Scout / Haiku-class</w:t>
+              <w:t>Scout / Light-class</w:t>
             </w:r>
           </w:p>
         </w:tc>
@@ -1992,7 +1992,7 @@
               <w:rPr>
                 <w:sz w:val="17"/>
               </w:rPr>
-              <w:t>Line / Sonnet-class</w:t>
+              <w:t>Line / Medium-class</w:t>
             </w:r>
           </w:p>
         </w:tc>
@@ -2085,7 +2085,7 @@
               <w:rPr>
                 <w:sz w:val="17"/>
               </w:rPr>
-              <w:t>Siege / Opus-class</w:t>
+              <w:t>Siege / Heavy-class</w:t>
             </w:r>
           </w:p>
         </w:tc>
@@ -2176,7 +2176,7 @@
               <w:rPr>
                 <w:sz w:val="17"/>
               </w:rPr>
-              <w:t>Fable / Specialist</w:t>
+              <w:t>Specialist</w:t>
             </w:r>
           </w:p>
         </w:tc>
